--- a/TitanOS_Platform_Handbook.docx
+++ b/TitanOS_Platform_Handbook.docx
@@ -58,7 +58,7 @@
     </w:p>
     <w:p>
       <w:pPr>
-        <w:spacing w:after="170"/>
+        <w:spacing w:after="110"/>
         <w:jc w:val="center"/>
       </w:pPr>
       <w:r>
@@ -73,7 +73,7 @@
     </w:p>
     <w:p>
       <w:pPr>
-        <w:spacing w:after="110" w:before="0"/>
+        <w:spacing w:after="70" w:before="0"/>
       </w:pPr>
       <w:r>
         <w:rPr>
@@ -87,7 +87,7 @@
     </w:p>
     <w:p>
       <w:pPr>
-        <w:spacing w:after="110" w:before="0"/>
+        <w:spacing w:after="70" w:before="0"/>
       </w:pPr>
       <w:r>
         <w:rPr>
@@ -101,7 +101,7 @@
     </w:p>
     <w:p>
       <w:pPr>
-        <w:spacing w:after="110" w:before="0"/>
+        <w:spacing w:after="70" w:before="0"/>
       </w:pPr>
       <w:r>
         <w:rPr>
@@ -117,10 +117,11 @@
     </w:p>
     <w:p>
       <w:pPr>
+        <w:keepNext/>
         <w:pBdr>
           <w:bottom w:val="single" w:color="CEB684" w:sz="8"/>
         </w:pBdr>
-        <w:spacing w:after="120" w:before="300"/>
+        <w:spacing w:after="70" w:before="190"/>
       </w:pPr>
       <w:r>
         <w:rPr>
@@ -136,7 +137,7 @@
     </w:p>
     <w:p>
       <w:pPr>
-        <w:spacing w:after="100" w:before="0"/>
+        <w:spacing w:after="60" w:before="0"/>
       </w:pPr>
       <w:r>
         <w:rPr>
@@ -150,7 +151,7 @@
     </w:p>
     <w:p>
       <w:pPr>
-        <w:spacing w:after="40"/>
+        <w:spacing w:after="22"/>
         <w:ind w:left="200" w:hanging="200"/>
       </w:pPr>
       <w:r>
@@ -176,7 +177,7 @@
     </w:p>
     <w:p>
       <w:pPr>
-        <w:spacing w:after="40"/>
+        <w:spacing w:after="22"/>
         <w:ind w:left="200" w:hanging="200"/>
       </w:pPr>
       <w:r>
@@ -202,7 +203,7 @@
     </w:p>
     <w:p>
       <w:pPr>
-        <w:spacing w:after="40"/>
+        <w:spacing w:after="22"/>
         <w:ind w:left="200" w:hanging="200"/>
       </w:pPr>
       <w:r>
@@ -228,7 +229,7 @@
     </w:p>
     <w:p>
       <w:pPr>
-        <w:spacing w:after="40"/>
+        <w:spacing w:after="22"/>
         <w:ind w:left="200" w:hanging="200"/>
       </w:pPr>
       <w:r>
@@ -254,7 +255,7 @@
     </w:p>
     <w:p>
       <w:pPr>
-        <w:spacing w:after="40"/>
+        <w:spacing w:after="22"/>
         <w:ind w:left="200" w:hanging="200"/>
       </w:pPr>
       <w:r>
@@ -280,7 +281,7 @@
     </w:p>
     <w:p>
       <w:pPr>
-        <w:spacing w:after="40"/>
+        <w:spacing w:after="22"/>
         <w:ind w:left="200" w:hanging="200"/>
       </w:pPr>
       <w:r>
@@ -306,7 +307,7 @@
     </w:p>
     <w:p>
       <w:pPr>
-        <w:spacing w:after="40"/>
+        <w:spacing w:after="22"/>
         <w:ind w:left="200" w:hanging="200"/>
       </w:pPr>
       <w:r>
@@ -332,7 +333,7 @@
     </w:p>
     <w:p>
       <w:pPr>
-        <w:spacing w:after="40"/>
+        <w:spacing w:after="22"/>
         <w:ind w:left="200" w:hanging="200"/>
       </w:pPr>
       <w:r>
@@ -358,7 +359,7 @@
     </w:p>
     <w:p>
       <w:pPr>
-        <w:spacing w:after="40"/>
+        <w:spacing w:after="22"/>
         <w:ind w:left="200" w:hanging="200"/>
       </w:pPr>
       <w:r>
@@ -384,7 +385,7 @@
     </w:p>
     <w:p>
       <w:pPr>
-        <w:spacing w:after="40"/>
+        <w:spacing w:after="22"/>
         <w:ind w:left="200" w:hanging="200"/>
       </w:pPr>
       <w:r>
@@ -410,7 +411,7 @@
     </w:p>
     <w:p>
       <w:pPr>
-        <w:spacing w:after="40"/>
+        <w:spacing w:after="22"/>
         <w:ind w:left="200" w:hanging="200"/>
       </w:pPr>
       <w:r>
@@ -436,7 +437,7 @@
     </w:p>
     <w:p>
       <w:pPr>
-        <w:spacing w:after="40"/>
+        <w:spacing w:after="22"/>
         <w:ind w:left="200" w:hanging="200"/>
       </w:pPr>
       <w:r>
@@ -462,7 +463,7 @@
     </w:p>
     <w:p>
       <w:pPr>
-        <w:spacing w:after="40"/>
+        <w:spacing w:after="22"/>
         <w:ind w:left="200" w:hanging="200"/>
       </w:pPr>
       <w:r>
@@ -488,7 +489,7 @@
     </w:p>
     <w:p>
       <w:pPr>
-        <w:spacing w:after="40"/>
+        <w:spacing w:after="22"/>
         <w:ind w:left="200" w:hanging="200"/>
       </w:pPr>
       <w:r>
@@ -513,16 +514,12 @@
       </w:r>
     </w:p>
     <w:p>
-      <w:r>
-        <w:br w:type="page"/>
-      </w:r>
-    </w:p>
-    <w:p>
-      <w:pPr>
+      <w:pPr>
+        <w:keepNext/>
         <w:pBdr>
           <w:bottom w:val="single" w:color="CEB684" w:sz="8"/>
         </w:pBdr>
-        <w:spacing w:after="120" w:before="300"/>
+        <w:spacing w:after="70" w:before="190"/>
       </w:pPr>
       <w:r>
         <w:rPr>
@@ -538,7 +535,8 @@
     </w:p>
     <w:p>
       <w:pPr>
-        <w:spacing w:after="55" w:before="130"/>
+        <w:keepNext/>
+        <w:spacing w:after="30" w:before="85"/>
       </w:pPr>
       <w:r>
         <w:rPr>
@@ -584,10 +582,10 @@
             </w:tcBorders>
             <w:shd w:fill="092B49" w:val="clear"/>
             <w:tcMar>
-              <w:top w:type="dxa" w:w="70"/>
-              <w:left w:type="dxa" w:w="110"/>
-              <w:bottom w:type="dxa" w:w="70"/>
-              <w:right w:type="dxa" w:w="110"/>
+              <w:top w:type="dxa" w:w="50"/>
+              <w:left w:type="dxa" w:w="100"/>
+              <w:bottom w:type="dxa" w:w="50"/>
+              <w:right w:type="dxa" w:w="100"/>
             </w:tcMar>
           </w:tcPr>
           <w:p>
@@ -615,10 +613,10 @@
             </w:tcBorders>
             <w:shd w:fill="092B49" w:val="clear"/>
             <w:tcMar>
-              <w:top w:type="dxa" w:w="70"/>
-              <w:left w:type="dxa" w:w="110"/>
-              <w:bottom w:type="dxa" w:w="70"/>
-              <w:right w:type="dxa" w:w="110"/>
+              <w:top w:type="dxa" w:w="50"/>
+              <w:left w:type="dxa" w:w="100"/>
+              <w:bottom w:type="dxa" w:w="50"/>
+              <w:right w:type="dxa" w:w="100"/>
             </w:tcMar>
           </w:tcPr>
           <w:p>
@@ -647,10 +645,10 @@
               <w:right w:val="single" w:color="D8CDB8" w:sz="4"/>
             </w:tcBorders>
             <w:tcMar>
-              <w:top w:type="dxa" w:w="66"/>
-              <w:left w:type="dxa" w:w="110"/>
-              <w:bottom w:type="dxa" w:w="66"/>
-              <w:right w:type="dxa" w:w="110"/>
+              <w:top w:type="dxa" w:w="48"/>
+              <w:left w:type="dxa" w:w="100"/>
+              <w:bottom w:type="dxa" w:w="48"/>
+              <w:right w:type="dxa" w:w="100"/>
             </w:tcMar>
           </w:tcPr>
           <w:p>
@@ -680,10 +678,10 @@
               <w:right w:val="single" w:color="D8CDB8" w:sz="4"/>
             </w:tcBorders>
             <w:tcMar>
-              <w:top w:type="dxa" w:w="66"/>
-              <w:left w:type="dxa" w:w="110"/>
-              <w:bottom w:type="dxa" w:w="66"/>
-              <w:right w:type="dxa" w:w="110"/>
+              <w:top w:type="dxa" w:w="48"/>
+              <w:left w:type="dxa" w:w="100"/>
+              <w:bottom w:type="dxa" w:w="48"/>
+              <w:right w:type="dxa" w:w="100"/>
             </w:tcMar>
           </w:tcPr>
           <w:p>
@@ -713,10 +711,10 @@
               <w:right w:val="single" w:color="D8CDB8" w:sz="4"/>
             </w:tcBorders>
             <w:tcMar>
-              <w:top w:type="dxa" w:w="66"/>
-              <w:left w:type="dxa" w:w="110"/>
-              <w:bottom w:type="dxa" w:w="66"/>
-              <w:right w:type="dxa" w:w="110"/>
+              <w:top w:type="dxa" w:w="48"/>
+              <w:left w:type="dxa" w:w="100"/>
+              <w:bottom w:type="dxa" w:w="48"/>
+              <w:right w:type="dxa" w:w="100"/>
             </w:tcMar>
           </w:tcPr>
           <w:p>
@@ -746,10 +744,10 @@
               <w:right w:val="single" w:color="D8CDB8" w:sz="4"/>
             </w:tcBorders>
             <w:tcMar>
-              <w:top w:type="dxa" w:w="66"/>
-              <w:left w:type="dxa" w:w="110"/>
-              <w:bottom w:type="dxa" w:w="66"/>
-              <w:right w:type="dxa" w:w="110"/>
+              <w:top w:type="dxa" w:w="48"/>
+              <w:left w:type="dxa" w:w="100"/>
+              <w:bottom w:type="dxa" w:w="48"/>
+              <w:right w:type="dxa" w:w="100"/>
             </w:tcMar>
           </w:tcPr>
           <w:p>
@@ -779,10 +777,10 @@
               <w:right w:val="single" w:color="D8CDB8" w:sz="4"/>
             </w:tcBorders>
             <w:tcMar>
-              <w:top w:type="dxa" w:w="66"/>
-              <w:left w:type="dxa" w:w="110"/>
-              <w:bottom w:type="dxa" w:w="66"/>
-              <w:right w:type="dxa" w:w="110"/>
+              <w:top w:type="dxa" w:w="48"/>
+              <w:left w:type="dxa" w:w="100"/>
+              <w:bottom w:type="dxa" w:w="48"/>
+              <w:right w:type="dxa" w:w="100"/>
             </w:tcMar>
           </w:tcPr>
           <w:p>
@@ -812,10 +810,10 @@
               <w:right w:val="single" w:color="D8CDB8" w:sz="4"/>
             </w:tcBorders>
             <w:tcMar>
-              <w:top w:type="dxa" w:w="66"/>
-              <w:left w:type="dxa" w:w="110"/>
-              <w:bottom w:type="dxa" w:w="66"/>
-              <w:right w:type="dxa" w:w="110"/>
+              <w:top w:type="dxa" w:w="48"/>
+              <w:left w:type="dxa" w:w="100"/>
+              <w:bottom w:type="dxa" w:w="48"/>
+              <w:right w:type="dxa" w:w="100"/>
             </w:tcMar>
           </w:tcPr>
           <w:p>
@@ -845,10 +843,10 @@
               <w:right w:val="single" w:color="D8CDB8" w:sz="4"/>
             </w:tcBorders>
             <w:tcMar>
-              <w:top w:type="dxa" w:w="66"/>
-              <w:left w:type="dxa" w:w="110"/>
-              <w:bottom w:type="dxa" w:w="66"/>
-              <w:right w:type="dxa" w:w="110"/>
+              <w:top w:type="dxa" w:w="48"/>
+              <w:left w:type="dxa" w:w="100"/>
+              <w:bottom w:type="dxa" w:w="48"/>
+              <w:right w:type="dxa" w:w="100"/>
             </w:tcMar>
           </w:tcPr>
           <w:p>
@@ -878,10 +876,10 @@
               <w:right w:val="single" w:color="D8CDB8" w:sz="4"/>
             </w:tcBorders>
             <w:tcMar>
-              <w:top w:type="dxa" w:w="66"/>
-              <w:left w:type="dxa" w:w="110"/>
-              <w:bottom w:type="dxa" w:w="66"/>
-              <w:right w:type="dxa" w:w="110"/>
+              <w:top w:type="dxa" w:w="48"/>
+              <w:left w:type="dxa" w:w="100"/>
+              <w:bottom w:type="dxa" w:w="48"/>
+              <w:right w:type="dxa" w:w="100"/>
             </w:tcMar>
           </w:tcPr>
           <w:p>
@@ -903,7 +901,7 @@
     </w:tbl>
     <w:p>
       <w:pPr>
-        <w:spacing w:after="40" w:before="0"/>
+        <w:spacing w:after="30" w:before="0"/>
       </w:pPr>
       <w:r>
         <w:rPr>
@@ -922,7 +920,7 @@
           <w:ilvl w:val="0"/>
           <w:numId w:val="2"/>
         </w:numPr>
-        <w:spacing w:after="60"/>
+        <w:spacing w:after="36"/>
       </w:pPr>
       <w:r>
         <w:rPr>
@@ -941,7 +939,7 @@
           <w:ilvl w:val="0"/>
           <w:numId w:val="2"/>
         </w:numPr>
-        <w:spacing w:after="60"/>
+        <w:spacing w:after="36"/>
       </w:pPr>
       <w:r>
         <w:rPr>
@@ -960,7 +958,7 @@
           <w:ilvl w:val="0"/>
           <w:numId w:val="2"/>
         </w:numPr>
-        <w:spacing w:after="60"/>
+        <w:spacing w:after="36"/>
       </w:pPr>
       <w:r>
         <w:rPr>
@@ -979,7 +977,7 @@
           <w:ilvl w:val="0"/>
           <w:numId w:val="2"/>
         </w:numPr>
-        <w:spacing w:after="60"/>
+        <w:spacing w:after="36"/>
       </w:pPr>
       <w:r>
         <w:rPr>
@@ -992,16 +990,12 @@
       </w:r>
     </w:p>
     <w:p>
-      <w:r>
-        <w:br w:type="page"/>
-      </w:r>
-    </w:p>
-    <w:p>
-      <w:pPr>
+      <w:pPr>
+        <w:keepNext/>
         <w:pBdr>
           <w:bottom w:val="single" w:color="CEB684" w:sz="8"/>
         </w:pBdr>
-        <w:spacing w:after="120" w:before="300"/>
+        <w:spacing w:after="70" w:before="190"/>
       </w:pPr>
       <w:r>
         <w:rPr>
@@ -1022,7 +1016,7 @@
           <w:ilvl w:val="0"/>
           <w:numId w:val="2"/>
         </w:numPr>
-        <w:spacing w:after="60"/>
+        <w:spacing w:after="36"/>
       </w:pPr>
       <w:r>
         <w:rPr>
@@ -1041,7 +1035,7 @@
           <w:ilvl w:val="0"/>
           <w:numId w:val="2"/>
         </w:numPr>
-        <w:spacing w:after="60"/>
+        <w:spacing w:after="36"/>
       </w:pPr>
       <w:r>
         <w:rPr>
@@ -1060,7 +1054,7 @@
           <w:ilvl w:val="0"/>
           <w:numId w:val="2"/>
         </w:numPr>
-        <w:spacing w:after="60"/>
+        <w:spacing w:after="36"/>
       </w:pPr>
       <w:r>
         <w:rPr>
@@ -1073,16 +1067,12 @@
       </w:r>
     </w:p>
     <w:p>
-      <w:r>
-        <w:br w:type="page"/>
-      </w:r>
-    </w:p>
-    <w:p>
-      <w:pPr>
+      <w:pPr>
+        <w:keepNext/>
         <w:pBdr>
           <w:bottom w:val="single" w:color="CEB684" w:sz="8"/>
         </w:pBdr>
-        <w:spacing w:after="120" w:before="300"/>
+        <w:spacing w:after="70" w:before="190"/>
       </w:pPr>
       <w:r>
         <w:rPr>
@@ -1103,7 +1093,7 @@
           <w:ilvl w:val="0"/>
           <w:numId w:val="2"/>
         </w:numPr>
-        <w:spacing w:after="60"/>
+        <w:spacing w:after="36"/>
       </w:pPr>
       <w:r>
         <w:rPr>
@@ -1122,7 +1112,7 @@
           <w:ilvl w:val="0"/>
           <w:numId w:val="2"/>
         </w:numPr>
-        <w:spacing w:after="60"/>
+        <w:spacing w:after="36"/>
       </w:pPr>
       <w:r>
         <w:rPr>
@@ -1141,7 +1131,7 @@
           <w:ilvl w:val="0"/>
           <w:numId w:val="2"/>
         </w:numPr>
-        <w:spacing w:after="60"/>
+        <w:spacing w:after="36"/>
       </w:pPr>
       <w:r>
         <w:rPr>
@@ -1160,7 +1150,7 @@
           <w:ilvl w:val="0"/>
           <w:numId w:val="2"/>
         </w:numPr>
-        <w:spacing w:after="60"/>
+        <w:spacing w:after="36"/>
       </w:pPr>
       <w:r>
         <w:rPr>
@@ -1173,16 +1163,12 @@
       </w:r>
     </w:p>
     <w:p>
-      <w:r>
-        <w:br w:type="page"/>
-      </w:r>
-    </w:p>
-    <w:p>
-      <w:pPr>
+      <w:pPr>
+        <w:keepNext/>
         <w:pBdr>
           <w:bottom w:val="single" w:color="CEB684" w:sz="8"/>
         </w:pBdr>
-        <w:spacing w:after="120" w:before="300"/>
+        <w:spacing w:after="70" w:before="190"/>
       </w:pPr>
       <w:r>
         <w:rPr>
@@ -1203,7 +1189,7 @@
           <w:ilvl w:val="0"/>
           <w:numId w:val="2"/>
         </w:numPr>
-        <w:spacing w:after="60"/>
+        <w:spacing w:after="36"/>
       </w:pPr>
       <w:r>
         <w:rPr>
@@ -1222,7 +1208,7 @@
           <w:ilvl w:val="0"/>
           <w:numId w:val="2"/>
         </w:numPr>
-        <w:spacing w:after="60"/>
+        <w:spacing w:after="36"/>
       </w:pPr>
       <w:r>
         <w:rPr>
@@ -1241,7 +1227,7 @@
           <w:ilvl w:val="0"/>
           <w:numId w:val="2"/>
         </w:numPr>
-        <w:spacing w:after="60"/>
+        <w:spacing w:after="36"/>
       </w:pPr>
       <w:r>
         <w:rPr>
@@ -1260,7 +1246,7 @@
           <w:ilvl w:val="0"/>
           <w:numId w:val="2"/>
         </w:numPr>
-        <w:spacing w:after="60"/>
+        <w:spacing w:after="36"/>
       </w:pPr>
       <w:r>
         <w:rPr>
@@ -1273,16 +1259,12 @@
       </w:r>
     </w:p>
     <w:p>
-      <w:r>
-        <w:br w:type="page"/>
-      </w:r>
-    </w:p>
-    <w:p>
-      <w:pPr>
+      <w:pPr>
+        <w:keepNext/>
         <w:pBdr>
           <w:bottom w:val="single" w:color="CEB684" w:sz="8"/>
         </w:pBdr>
-        <w:spacing w:after="120" w:before="300"/>
+        <w:spacing w:after="70" w:before="190"/>
       </w:pPr>
       <w:r>
         <w:rPr>
@@ -1303,7 +1285,7 @@
           <w:ilvl w:val="0"/>
           <w:numId w:val="2"/>
         </w:numPr>
-        <w:spacing w:after="60"/>
+        <w:spacing w:after="36"/>
       </w:pPr>
       <w:r>
         <w:rPr>
@@ -1322,7 +1304,7 @@
           <w:ilvl w:val="0"/>
           <w:numId w:val="2"/>
         </w:numPr>
-        <w:spacing w:after="60"/>
+        <w:spacing w:after="36"/>
       </w:pPr>
       <w:r>
         <w:rPr>
@@ -1335,16 +1317,12 @@
       </w:r>
     </w:p>
     <w:p>
-      <w:r>
-        <w:br w:type="page"/>
-      </w:r>
-    </w:p>
-    <w:p>
-      <w:pPr>
+      <w:pPr>
+        <w:keepNext/>
         <w:pBdr>
           <w:bottom w:val="single" w:color="CEB684" w:sz="8"/>
         </w:pBdr>
-        <w:spacing w:after="120" w:before="300"/>
+        <w:spacing w:after="70" w:before="190"/>
       </w:pPr>
       <w:r>
         <w:rPr>
@@ -1365,7 +1343,7 @@
           <w:ilvl w:val="0"/>
           <w:numId w:val="2"/>
         </w:numPr>
-        <w:spacing w:after="60"/>
+        <w:spacing w:after="36"/>
       </w:pPr>
       <w:r>
         <w:rPr>
@@ -1384,7 +1362,7 @@
           <w:ilvl w:val="0"/>
           <w:numId w:val="2"/>
         </w:numPr>
-        <w:spacing w:after="60"/>
+        <w:spacing w:after="36"/>
       </w:pPr>
       <w:r>
         <w:rPr>
@@ -1397,16 +1375,12 @@
       </w:r>
     </w:p>
     <w:p>
-      <w:r>
-        <w:br w:type="page"/>
-      </w:r>
-    </w:p>
-    <w:p>
-      <w:pPr>
+      <w:pPr>
+        <w:keepNext/>
         <w:pBdr>
           <w:bottom w:val="single" w:color="CEB684" w:sz="8"/>
         </w:pBdr>
-        <w:spacing w:after="120" w:before="300"/>
+        <w:spacing w:after="70" w:before="190"/>
       </w:pPr>
       <w:r>
         <w:rPr>
@@ -1427,7 +1401,7 @@
           <w:ilvl w:val="0"/>
           <w:numId w:val="2"/>
         </w:numPr>
-        <w:spacing w:after="60"/>
+        <w:spacing w:after="36"/>
       </w:pPr>
       <w:r>
         <w:rPr>
@@ -1446,7 +1420,7 @@
           <w:ilvl w:val="0"/>
           <w:numId w:val="2"/>
         </w:numPr>
-        <w:spacing w:after="60"/>
+        <w:spacing w:after="36"/>
       </w:pPr>
       <w:r>
         <w:rPr>
@@ -1465,7 +1439,7 @@
           <w:ilvl w:val="0"/>
           <w:numId w:val="2"/>
         </w:numPr>
-        <w:spacing w:after="60"/>
+        <w:spacing w:after="36"/>
       </w:pPr>
       <w:r>
         <w:rPr>
@@ -1484,7 +1458,7 @@
           <w:ilvl w:val="0"/>
           <w:numId w:val="2"/>
         </w:numPr>
-        <w:spacing w:after="60"/>
+        <w:spacing w:after="36"/>
       </w:pPr>
       <w:r>
         <w:rPr>
@@ -1497,16 +1471,12 @@
       </w:r>
     </w:p>
     <w:p>
-      <w:r>
-        <w:br w:type="page"/>
-      </w:r>
-    </w:p>
-    <w:p>
-      <w:pPr>
+      <w:pPr>
+        <w:keepNext/>
         <w:pBdr>
           <w:bottom w:val="single" w:color="CEB684" w:sz="8"/>
         </w:pBdr>
-        <w:spacing w:after="120" w:before="300"/>
+        <w:spacing w:after="70" w:before="190"/>
       </w:pPr>
       <w:r>
         <w:rPr>
@@ -1527,7 +1497,7 @@
           <w:ilvl w:val="0"/>
           <w:numId w:val="2"/>
         </w:numPr>
-        <w:spacing w:after="60"/>
+        <w:spacing w:after="36"/>
       </w:pPr>
       <w:r>
         <w:rPr>
@@ -1546,7 +1516,7 @@
           <w:ilvl w:val="0"/>
           <w:numId w:val="2"/>
         </w:numPr>
-        <w:spacing w:after="60"/>
+        <w:spacing w:after="36"/>
       </w:pPr>
       <w:r>
         <w:rPr>
@@ -1565,7 +1535,7 @@
           <w:ilvl w:val="0"/>
           <w:numId w:val="2"/>
         </w:numPr>
-        <w:spacing w:after="60"/>
+        <w:spacing w:after="36"/>
       </w:pPr>
       <w:r>
         <w:rPr>
@@ -1584,7 +1554,7 @@
           <w:ilvl w:val="0"/>
           <w:numId w:val="2"/>
         </w:numPr>
-        <w:spacing w:after="60"/>
+        <w:spacing w:after="36"/>
       </w:pPr>
       <w:r>
         <w:rPr>
@@ -1603,7 +1573,7 @@
           <w:ilvl w:val="0"/>
           <w:numId w:val="2"/>
         </w:numPr>
-        <w:spacing w:after="60"/>
+        <w:spacing w:after="36"/>
       </w:pPr>
       <w:r>
         <w:rPr>
@@ -1622,7 +1592,7 @@
           <w:ilvl w:val="0"/>
           <w:numId w:val="2"/>
         </w:numPr>
-        <w:spacing w:after="60"/>
+        <w:spacing w:after="36"/>
       </w:pPr>
       <w:r>
         <w:rPr>
@@ -1635,16 +1605,12 @@
       </w:r>
     </w:p>
     <w:p>
-      <w:r>
-        <w:br w:type="page"/>
-      </w:r>
-    </w:p>
-    <w:p>
-      <w:pPr>
+      <w:pPr>
+        <w:keepNext/>
         <w:pBdr>
           <w:bottom w:val="single" w:color="CEB684" w:sz="8"/>
         </w:pBdr>
-        <w:spacing w:after="120" w:before="300"/>
+        <w:spacing w:after="70" w:before="190"/>
       </w:pPr>
       <w:r>
         <w:rPr>
@@ -1665,7 +1631,7 @@
           <w:ilvl w:val="0"/>
           <w:numId w:val="2"/>
         </w:numPr>
-        <w:spacing w:after="60"/>
+        <w:spacing w:after="36"/>
       </w:pPr>
       <w:r>
         <w:rPr>
@@ -1684,7 +1650,7 @@
           <w:ilvl w:val="0"/>
           <w:numId w:val="2"/>
         </w:numPr>
-        <w:spacing w:after="60"/>
+        <w:spacing w:after="36"/>
       </w:pPr>
       <w:r>
         <w:rPr>
@@ -1703,7 +1669,7 @@
           <w:ilvl w:val="0"/>
           <w:numId w:val="2"/>
         </w:numPr>
-        <w:spacing w:after="60"/>
+        <w:spacing w:after="36"/>
       </w:pPr>
       <w:r>
         <w:rPr>
@@ -1722,7 +1688,7 @@
           <w:ilvl w:val="0"/>
           <w:numId w:val="2"/>
         </w:numPr>
-        <w:spacing w:after="60"/>
+        <w:spacing w:after="36"/>
       </w:pPr>
       <w:r>
         <w:rPr>
@@ -1741,7 +1707,7 @@
           <w:ilvl w:val="0"/>
           <w:numId w:val="2"/>
         </w:numPr>
-        <w:spacing w:after="60"/>
+        <w:spacing w:after="36"/>
       </w:pPr>
       <w:r>
         <w:rPr>
@@ -1760,7 +1726,7 @@
           <w:ilvl w:val="0"/>
           <w:numId w:val="2"/>
         </w:numPr>
-        <w:spacing w:after="60"/>
+        <w:spacing w:after="36"/>
       </w:pPr>
       <w:r>
         <w:rPr>
@@ -1779,7 +1745,7 @@
           <w:ilvl w:val="0"/>
           <w:numId w:val="2"/>
         </w:numPr>
-        <w:spacing w:after="60"/>
+        <w:spacing w:after="36"/>
       </w:pPr>
       <w:r>
         <w:rPr>
@@ -1798,7 +1764,7 @@
           <w:ilvl w:val="0"/>
           <w:numId w:val="2"/>
         </w:numPr>
-        <w:spacing w:after="60"/>
+        <w:spacing w:after="36"/>
       </w:pPr>
       <w:r>
         <w:rPr>
@@ -1811,16 +1777,12 @@
       </w:r>
     </w:p>
     <w:p>
-      <w:r>
-        <w:br w:type="page"/>
-      </w:r>
-    </w:p>
-    <w:p>
-      <w:pPr>
+      <w:pPr>
+        <w:keepNext/>
         <w:pBdr>
           <w:bottom w:val="single" w:color="CEB684" w:sz="8"/>
         </w:pBdr>
-        <w:spacing w:after="120" w:before="300"/>
+        <w:spacing w:after="70" w:before="190"/>
       </w:pPr>
       <w:r>
         <w:rPr>
@@ -1841,7 +1803,7 @@
           <w:ilvl w:val="0"/>
           <w:numId w:val="2"/>
         </w:numPr>
-        <w:spacing w:after="60"/>
+        <w:spacing w:after="36"/>
       </w:pPr>
       <w:r>
         <w:rPr>
@@ -1860,7 +1822,7 @@
           <w:ilvl w:val="0"/>
           <w:numId w:val="2"/>
         </w:numPr>
-        <w:spacing w:after="60"/>
+        <w:spacing w:after="36"/>
       </w:pPr>
       <w:r>
         <w:rPr>
@@ -1873,16 +1835,12 @@
       </w:r>
     </w:p>
     <w:p>
-      <w:r>
-        <w:br w:type="page"/>
-      </w:r>
-    </w:p>
-    <w:p>
-      <w:pPr>
+      <w:pPr>
+        <w:keepNext/>
         <w:pBdr>
           <w:bottom w:val="single" w:color="CEB684" w:sz="8"/>
         </w:pBdr>
-        <w:spacing w:after="120" w:before="300"/>
+        <w:spacing w:after="70" w:before="190"/>
       </w:pPr>
       <w:r>
         <w:rPr>
@@ -1903,7 +1861,7 @@
           <w:ilvl w:val="0"/>
           <w:numId w:val="2"/>
         </w:numPr>
-        <w:spacing w:after="60"/>
+        <w:spacing w:after="36"/>
       </w:pPr>
       <w:r>
         <w:rPr>
@@ -1922,7 +1880,7 @@
           <w:ilvl w:val="0"/>
           <w:numId w:val="2"/>
         </w:numPr>
-        <w:spacing w:after="60"/>
+        <w:spacing w:after="36"/>
       </w:pPr>
       <w:r>
         <w:rPr>
@@ -1941,7 +1899,7 @@
           <w:ilvl w:val="0"/>
           <w:numId w:val="2"/>
         </w:numPr>
-        <w:spacing w:after="60"/>
+        <w:spacing w:after="36"/>
       </w:pPr>
       <w:r>
         <w:rPr>
@@ -1954,16 +1912,12 @@
       </w:r>
     </w:p>
     <w:p>
-      <w:r>
-        <w:br w:type="page"/>
-      </w:r>
-    </w:p>
-    <w:p>
-      <w:pPr>
+      <w:pPr>
+        <w:keepNext/>
         <w:pBdr>
           <w:bottom w:val="single" w:color="CEB684" w:sz="8"/>
         </w:pBdr>
-        <w:spacing w:after="120" w:before="300"/>
+        <w:spacing w:after="70" w:before="190"/>
       </w:pPr>
       <w:r>
         <w:rPr>
@@ -1984,7 +1938,7 @@
           <w:ilvl w:val="0"/>
           <w:numId w:val="2"/>
         </w:numPr>
-        <w:spacing w:after="60"/>
+        <w:spacing w:after="36"/>
       </w:pPr>
       <w:r>
         <w:rPr>
@@ -1997,16 +1951,12 @@
       </w:r>
     </w:p>
     <w:p>
-      <w:r>
-        <w:br w:type="page"/>
-      </w:r>
-    </w:p>
-    <w:p>
-      <w:pPr>
+      <w:pPr>
+        <w:keepNext/>
         <w:pBdr>
           <w:bottom w:val="single" w:color="CEB684" w:sz="8"/>
         </w:pBdr>
-        <w:spacing w:after="120" w:before="300"/>
+        <w:spacing w:after="70" w:before="190"/>
       </w:pPr>
       <w:r>
         <w:rPr>
@@ -2027,7 +1977,7 @@
           <w:ilvl w:val="0"/>
           <w:numId w:val="2"/>
         </w:numPr>
-        <w:spacing w:after="60"/>
+        <w:spacing w:after="36"/>
       </w:pPr>
       <w:r>
         <w:rPr>
@@ -2046,7 +1996,7 @@
           <w:ilvl w:val="0"/>
           <w:numId w:val="2"/>
         </w:numPr>
-        <w:spacing w:after="60"/>
+        <w:spacing w:after="36"/>
       </w:pPr>
       <w:r>
         <w:rPr>
@@ -2065,7 +2015,7 @@
           <w:ilvl w:val="0"/>
           <w:numId w:val="2"/>
         </w:numPr>
-        <w:spacing w:after="60"/>
+        <w:spacing w:after="36"/>
       </w:pPr>
       <w:r>
         <w:rPr>
@@ -2084,7 +2034,7 @@
           <w:ilvl w:val="0"/>
           <w:numId w:val="2"/>
         </w:numPr>
-        <w:spacing w:after="60"/>
+        <w:spacing w:after="36"/>
       </w:pPr>
       <w:r>
         <w:rPr>
@@ -2097,16 +2047,12 @@
       </w:r>
     </w:p>
     <w:p>
-      <w:r>
-        <w:br w:type="page"/>
-      </w:r>
-    </w:p>
-    <w:p>
-      <w:pPr>
+      <w:pPr>
+        <w:keepNext/>
         <w:pBdr>
           <w:bottom w:val="single" w:color="CEB684" w:sz="8"/>
         </w:pBdr>
-        <w:spacing w:after="120" w:before="300"/>
+        <w:spacing w:after="70" w:before="190"/>
       </w:pPr>
       <w:r>
         <w:rPr>
@@ -2127,7 +2073,7 @@
           <w:ilvl w:val="0"/>
           <w:numId w:val="2"/>
         </w:numPr>
-        <w:spacing w:after="60"/>
+        <w:spacing w:after="36"/>
       </w:pPr>
       <w:r>
         <w:rPr>
@@ -2146,7 +2092,7 @@
           <w:ilvl w:val="0"/>
           <w:numId w:val="2"/>
         </w:numPr>
-        <w:spacing w:after="60"/>
+        <w:spacing w:after="36"/>
       </w:pPr>
       <w:r>
         <w:rPr>
@@ -2165,7 +2111,7 @@
           <w:ilvl w:val="0"/>
           <w:numId w:val="2"/>
         </w:numPr>
-        <w:spacing w:after="60"/>
+        <w:spacing w:after="36"/>
       </w:pPr>
       <w:r>
         <w:rPr>
@@ -2184,10 +2130,11 @@
     </w:p>
     <w:p>
       <w:pPr>
+        <w:keepNext/>
         <w:pBdr>
           <w:bottom w:val="single" w:color="CEB684" w:sz="8"/>
         </w:pBdr>
-        <w:spacing w:after="120" w:before="300"/>
+        <w:spacing w:after="70" w:before="190"/>
       </w:pPr>
       <w:r>
         <w:rPr>
@@ -2222,7 +2169,7 @@
           <w:ilvl w:val="0"/>
           <w:numId w:val="2"/>
         </w:numPr>
-        <w:spacing w:after="60"/>
+        <w:spacing w:after="36"/>
       </w:pPr>
       <w:r>
         <w:rPr>
@@ -2241,7 +2188,7 @@
           <w:ilvl w:val="0"/>
           <w:numId w:val="2"/>
         </w:numPr>
-        <w:spacing w:after="60"/>
+        <w:spacing w:after="36"/>
       </w:pPr>
       <w:r>
         <w:rPr>
@@ -2260,7 +2207,7 @@
           <w:ilvl w:val="0"/>
           <w:numId w:val="2"/>
         </w:numPr>
-        <w:spacing w:after="60"/>
+        <w:spacing w:after="36"/>
       </w:pPr>
       <w:r>
         <w:rPr>
@@ -2279,7 +2226,7 @@
           <w:ilvl w:val="0"/>
           <w:numId w:val="2"/>
         </w:numPr>
-        <w:spacing w:after="60"/>
+        <w:spacing w:after="36"/>
       </w:pPr>
       <w:r>
         <w:rPr>
@@ -2298,7 +2245,7 @@
           <w:ilvl w:val="0"/>
           <w:numId w:val="2"/>
         </w:numPr>
-        <w:spacing w:after="60"/>
+        <w:spacing w:after="36"/>
       </w:pPr>
       <w:r>
         <w:rPr>
@@ -2317,7 +2264,7 @@
           <w:ilvl w:val="0"/>
           <w:numId w:val="2"/>
         </w:numPr>
-        <w:spacing w:after="60"/>
+        <w:spacing w:after="36"/>
       </w:pPr>
       <w:r>
         <w:rPr>
@@ -2331,10 +2278,11 @@
     </w:p>
     <w:p>
       <w:pPr>
+        <w:keepNext/>
         <w:pBdr>
           <w:bottom w:val="single" w:color="CEB684" w:sz="8"/>
         </w:pBdr>
-        <w:spacing w:after="120" w:before="300"/>
+        <w:spacing w:after="70" w:before="190"/>
       </w:pPr>
       <w:r>
         <w:rPr>
@@ -2355,7 +2303,7 @@
           <w:ilvl w:val="0"/>
           <w:numId w:val="2"/>
         </w:numPr>
-        <w:spacing w:after="60"/>
+        <w:spacing w:after="36"/>
       </w:pPr>
       <w:r>
         <w:rPr>
@@ -2374,7 +2322,7 @@
           <w:ilvl w:val="0"/>
           <w:numId w:val="2"/>
         </w:numPr>
-        <w:spacing w:after="60"/>
+        <w:spacing w:after="36"/>
       </w:pPr>
       <w:r>
         <w:rPr>
@@ -2393,7 +2341,7 @@
           <w:ilvl w:val="0"/>
           <w:numId w:val="2"/>
         </w:numPr>
-        <w:spacing w:after="60"/>
+        <w:spacing w:after="36"/>
       </w:pPr>
       <w:r>
         <w:rPr>
@@ -2412,7 +2360,7 @@
           <w:ilvl w:val="0"/>
           <w:numId w:val="2"/>
         </w:numPr>
-        <w:spacing w:after="60"/>
+        <w:spacing w:after="36"/>
       </w:pPr>
       <w:r>
         <w:rPr>
@@ -2431,7 +2379,7 @@
           <w:ilvl w:val="0"/>
           <w:numId w:val="2"/>
         </w:numPr>
-        <w:spacing w:after="60"/>
+        <w:spacing w:after="36"/>
       </w:pPr>
       <w:r>
         <w:rPr>
@@ -2463,7 +2411,7 @@
     </w:p>
     <w:sectPr>
       <w:pgSz w:w="12240" w:h="15840" w:orient="portrait"/>
-      <w:pgMar w:top="1000" w:right="1000" w:bottom="900" w:left="1000" w:header="708" w:footer="708" w:gutter="0"/>
+      <w:pgMar w:top="850" w:right="950" w:bottom="800" w:left="950" w:header="708" w:footer="708" w:gutter="0"/>
       <w:pgNumType/>
       <w:docGrid w:linePitch="360"/>
     </w:sectPr>

--- a/TitanOS_Platform_Handbook.docx
+++ b/TitanOS_Platform_Handbook.docx
@@ -4,24 +4,53 @@
   <w:body>
     <w:p>
       <w:pPr>
-        <w:spacing w:after="0"/>
+        <w:spacing w:after="40"/>
         <w:jc w:val="center"/>
       </w:pPr>
       <w:r>
-        <w:rPr>
-          <w:rFonts w:ascii="Georgia" w:cs="Georgia" w:eastAsia="Georgia" w:hAnsi="Georgia"/>
-          <w:b/>
-          <w:bCs/>
-          <w:color w:val="092B49"/>
-          <w:sz w:val="44"/>
-          <w:szCs w:val="44"/>
-        </w:rPr>
-        <w:t xml:space="preserve">TITANOS</w:t>
-      </w:r>
-    </w:p>
-    <w:p>
-      <w:pPr>
-        <w:spacing w:after="40"/>
+        <w:drawing>
+          <wp:inline distT="0" distB="0" distL="0" distR="0">
+            <wp:extent cx="1257300" cy="238125"/>
+            <wp:effectExtent t="0" r="0" b="0" l="0"/>
+            <wp:docPr id="1" name="TitanOS" descr="TitanOS logo" title="TitanOS"/>
+            <wp:cNvGraphicFramePr>
+              <a:graphicFrameLocks xmlns:a="http://schemas.openxmlformats.org/drawingml/2006/main" noChangeAspect="1"/>
+            </wp:cNvGraphicFramePr>
+            <a:graphic xmlns:a="http://schemas.openxmlformats.org/drawingml/2006/main">
+              <a:graphicData uri="http://schemas.openxmlformats.org/drawingml/2006/picture">
+                <pic:pic xmlns:pic="http://schemas.openxmlformats.org/drawingml/2006/picture">
+                  <pic:nvPicPr>
+                    <pic:cNvPr id="0" name="" descr=""/>
+                    <pic:cNvPicPr>
+                      <a:picLocks noChangeAspect="1" noChangeArrowheads="1"/>
+                    </pic:cNvPicPr>
+                  </pic:nvPicPr>
+                  <pic:blipFill>
+                    <a:blip r:embed="rId7" cstate="none"/>
+                    <a:srcRect/>
+                    <a:stretch>
+                      <a:fillRect/>
+                    </a:stretch>
+                  </pic:blipFill>
+                  <pic:spPr bwMode="auto">
+                    <a:xfrm>
+                      <a:off x="0" y="0"/>
+                      <a:ext cx="1257300" cy="238125"/>
+                    </a:xfrm>
+                    <a:prstGeom prst="rect">
+                      <a:avLst/>
+                    </a:prstGeom>
+                  </pic:spPr>
+                </pic:pic>
+              </a:graphicData>
+            </a:graphic>
+          </wp:inline>
+        </w:drawing>
+      </w:r>
+    </w:p>
+    <w:p>
+      <w:pPr>
+        <w:spacing w:after="90"/>
         <w:jc w:val="center"/>
       </w:pPr>
       <w:r>

--- a/TitanOS_Platform_Handbook.docx
+++ b/TitanOS_Platform_Handbook.docx
@@ -175,7 +175,7 @@
           <w:sz w:val="19"/>
           <w:szCs w:val="19"/>
         </w:rPr>
-        <w:t xml:space="preserve">14 areas of the platform.</w:t>
+        <w:t xml:space="preserve">15 areas of the platform.</w:t>
       </w:r>
     </w:p>
     <w:p>
@@ -540,6 +540,32 @@
           <w:szCs w:val="20"/>
         </w:rPr>
         <w:t xml:space="preserve">Branding and the firm's identity</w:t>
+      </w:r>
+    </w:p>
+    <w:p>
+      <w:pPr>
+        <w:spacing w:after="22"/>
+        <w:ind w:left="200" w:hanging="200"/>
+      </w:pPr>
+      <w:r>
+        <w:rPr>
+          <w:rFonts w:ascii="Calibri" w:cs="Calibri" w:eastAsia="Calibri" w:hAnsi="Calibri"/>
+          <w:b/>
+          <w:bCs/>
+          <w:color w:val="CEB684"/>
+          <w:sz w:val="19"/>
+          <w:szCs w:val="19"/>
+        </w:rPr>
+        <w:t xml:space="preserve">15   </w:t>
+      </w:r>
+      <w:r>
+        <w:rPr>
+          <w:rFonts w:ascii="Calibri" w:cs="Calibri" w:eastAsia="Calibri" w:hAnsi="Calibri"/>
+          <w:color w:val="1E293B"/>
+          <w:sz w:val="20"/>
+          <w:szCs w:val="20"/>
+        </w:rPr>
+        <w:t xml:space="preserve">The firm's own document templates</w:t>
       </w:r>
     </w:p>
     <w:p>
@@ -2153,6 +2179,102 @@
       </w:r>
     </w:p>
     <w:p>
+      <w:pPr>
+        <w:keepNext/>
+        <w:pBdr>
+          <w:bottom w:val="single" w:color="CEB684" w:sz="8"/>
+        </w:pBdr>
+        <w:spacing w:after="70" w:before="190"/>
+      </w:pPr>
+      <w:r>
+        <w:rPr>
+          <w:rFonts w:ascii="Georgia" w:cs="Georgia" w:eastAsia="Georgia" w:hAnsi="Georgia"/>
+          <w:b/>
+          <w:bCs/>
+          <w:color w:val="092B49"/>
+          <w:sz w:val="25"/>
+          <w:szCs w:val="25"/>
+        </w:rPr>
+        <w:t xml:space="preserve">15.  The firm's own document templates</w:t>
+      </w:r>
+    </w:p>
+    <w:p>
+      <w:pPr>
+        <w:pStyle w:val="ListParagraph"/>
+        <w:numPr>
+          <w:ilvl w:val="0"/>
+          <w:numId w:val="2"/>
+        </w:numPr>
+        <w:spacing w:after="36"/>
+      </w:pPr>
+      <w:r>
+        <w:rPr>
+          <w:rFonts w:ascii="Calibri" w:cs="Calibri" w:eastAsia="Calibri" w:hAnsi="Calibri"/>
+          <w:color w:val="1E293B"/>
+          <w:sz w:val="20"/>
+          <w:szCs w:val="20"/>
+        </w:rPr>
+        <w:t xml:space="preserve">The fillable documents on the Resources tab are your firm's own paperwork, uploaded once by an administrator. Your letterhead, your wording, your bank details.</w:t>
+      </w:r>
+    </w:p>
+    <w:p>
+      <w:pPr>
+        <w:pStyle w:val="ListParagraph"/>
+        <w:numPr>
+          <w:ilvl w:val="0"/>
+          <w:numId w:val="2"/>
+        </w:numPr>
+        <w:spacing w:after="36"/>
+      </w:pPr>
+      <w:r>
+        <w:rPr>
+          <w:rFonts w:ascii="Calibri" w:cs="Calibri" w:eastAsia="Calibri" w:hAnsi="Calibri"/>
+          <w:color w:val="1E293B"/>
+          <w:sz w:val="20"/>
+          <w:szCs w:val="20"/>
+        </w:rPr>
+        <w:t xml:space="preserve">The client services agreement and the auto-debit authorisation name your firm as the contracting party in their text, so these must be your own versions, reviewed by your counsel.</w:t>
+      </w:r>
+    </w:p>
+    <w:p>
+      <w:pPr>
+        <w:pStyle w:val="ListParagraph"/>
+        <w:numPr>
+          <w:ilvl w:val="0"/>
+          <w:numId w:val="2"/>
+        </w:numPr>
+        <w:spacing w:after="36"/>
+      </w:pPr>
+      <w:r>
+        <w:rPr>
+          <w:rFonts w:ascii="Calibri" w:cs="Calibri" w:eastAsia="Calibri" w:hAnsi="Calibri"/>
+          <w:color w:val="1E293B"/>
+          <w:sz w:val="20"/>
+          <w:szCs w:val="20"/>
+        </w:rPr>
+        <w:t xml:space="preserve">Until a document is loaded its tile stays disabled. The platform will not substitute another firm's paperwork to fill the gap, and will not generate a document it cannot complete correctly.</w:t>
+      </w:r>
+    </w:p>
+    <w:p>
+      <w:pPr>
+        <w:pStyle w:val="ListParagraph"/>
+        <w:numPr>
+          <w:ilvl w:val="0"/>
+          <w:numId w:val="2"/>
+        </w:numPr>
+        <w:spacing w:after="36"/>
+      </w:pPr>
+      <w:r>
+        <w:rPr>
+          <w:rFonts w:ascii="Calibri" w:cs="Calibri" w:eastAsia="Calibri" w:hAnsi="Calibri"/>
+          <w:color w:val="1E293B"/>
+          <w:sz w:val="20"/>
+          <w:szCs w:val="20"/>
+        </w:rPr>
+        <w:t xml:space="preserve">Each template is checked on upload against the fields the platform fills in for you — the client's name, the fee, the effective date. If a field is missing you are told which, rather than discovering it on a document already in front of a client.</w:t>
+      </w:r>
+    </w:p>
+    <w:p>
       <w:r>
         <w:br w:type="page"/>
       </w:r>
